--- a/examples/graphics/doc/21-relationship-points.docx
+++ b/examples/graphics/doc/21-relationship-points.docx
@@ -742,7 +742,7 @@
               <a:graphicData uri="http://schemas.openxmlformats.org/drawingml/2006/picture">
                 <pic:pic>
                   <pic:nvPicPr>
-                    <pic:cNvPr descr="/home/gpca/daltoolbox/examples/graphics/doc/12-relationship-points_files/c4c28ce8c546aa2a675e46aee48964e5ad071ef8.png" id="11" name="Picture"/>
+                    <pic:cNvPr descr="/home/gpca/daltoolbox/examples/graphics/doc/21-relationship-points_files/c4c28ce8c546aa2a675e46aee48964e5ad071ef8.png" id="11" name="Picture"/>
                     <pic:cNvPicPr>
                       <a:picLocks noChangeArrowheads="1" noChangeAspect="1"/>
                     </pic:cNvPicPr>
